--- a/practical-4/pract-4-awdf-24cs019.docx
+++ b/practical-4/pract-4-awdf-24cs019.docx
@@ -1,6 +1,6 @@
 
 <file path=word/document.xml><?xml version="1.0" encoding="utf-8"?>
-<w:document xmlns:mc="http://schemas.openxmlformats.org/markup-compatibility/2006" xmlns:r="http://schemas.openxmlformats.org/officeDocument/2006/relationships" xmlns:w="http://schemas.openxmlformats.org/wordprocessingml/2006/main" xmlns:w14="http://schemas.microsoft.com/office/word/2010/wordml" mc:Ignorable="w14 w15 wp14">
+<w:document xmlns:wpc="http://schemas.microsoft.com/office/word/2010/wordprocessingCanvas" xmlns:cx="http://schemas.microsoft.com/office/drawing/2014/chartex" xmlns:cx1="http://schemas.microsoft.com/office/drawing/2015/9/8/chartex" xmlns:cx2="http://schemas.microsoft.com/office/drawing/2015/10/21/chartex" xmlns:cx3="http://schemas.microsoft.com/office/drawing/2016/5/9/chartex" xmlns:cx4="http://schemas.microsoft.com/office/drawing/2016/5/10/chartex" xmlns:cx5="http://schemas.microsoft.com/office/drawing/2016/5/11/chartex" xmlns:cx6="http://schemas.microsoft.com/office/drawing/2016/5/12/chartex" xmlns:cx7="http://schemas.microsoft.com/office/drawing/2016/5/13/chartex" xmlns:cx8="http://schemas.microsoft.com/office/drawing/2016/5/14/chartex" xmlns:mc="http://schemas.openxmlformats.org/markup-compatibility/2006" xmlns:o="urn:schemas-microsoft-com:office:office" xmlns:r="http://schemas.openxmlformats.org/officeDocument/2006/relationships" xmlns:m="http://schemas.openxmlformats.org/officeDocument/2006/math" xmlns:v="urn:schemas-microsoft-com:vml" xmlns:wp14="http://schemas.microsoft.com/office/word/2010/wordprocessingDrawing" xmlns:wp="http://schemas.openxmlformats.org/drawingml/2006/wordprocessingDrawing" xmlns:w="http://schemas.openxmlformats.org/wordprocessingml/2006/main" xmlns:w14="http://schemas.microsoft.com/office/word/2010/wordml" xmlns:w10="urn:schemas-microsoft-com:office:word" xmlns:w15="http://schemas.microsoft.com/office/word/2012/wordml" xmlns:wpg="http://schemas.microsoft.com/office/word/2010/wordprocessingGroup" xmlns:wpi="http://schemas.microsoft.com/office/word/2010/wordprocessingInk" xmlns:wne="http://schemas.microsoft.com/office/word/2006/wordml" xmlns:wps="http://schemas.microsoft.com/office/word/2010/wordprocessingShape" xmlns:wpsCustomData="http://www.wps.cn/officeDocument/2013/wpsCustomData" mc:Ignorable="w14 w15 wp14">
   <w:body>
     <w:p>
       <w:pPr>
@@ -40,366 +40,6 @@
           <w:right w:w="115" w:type="dxa"/>
         </w:tblCellMar>
       </w:tblPr>
-      <w:tr>
-        <w:tblPrEx>
-          <w:tblBorders>
-            <w:top w:val="single" w:color="000000" w:sz="4" w:space="0"/>
-            <w:left w:val="single" w:color="000000" w:sz="4" w:space="0"/>
-            <w:bottom w:val="single" w:color="000000" w:sz="4" w:space="0"/>
-            <w:right w:val="single" w:color="000000" w:sz="4" w:space="0"/>
-            <w:insideH w:val="single" w:color="000000" w:sz="4" w:space="0"/>
-            <w:insideV w:val="single" w:color="000000" w:sz="4" w:space="0"/>
-          </w:tblBorders>
-          <w:tblCellMar>
-            <w:top w:w="0" w:type="dxa"/>
-            <w:left w:w="115" w:type="dxa"/>
-            <w:bottom w:w="0" w:type="dxa"/>
-            <w:right w:w="115" w:type="dxa"/>
-          </w:tblCellMar>
-        </w:tblPrEx>
-        <w:trPr>
-          <w:trHeight w:val="285" w:hRule="atLeast"/>
-        </w:trPr>
-        <w:tc>
-          <w:tcPr>
-            <w:tcW w:w="1965" w:type="dxa"/>
-            <w:tcBorders>
-              <w:top w:val="single" w:color="000000" w:sz="4" w:space="0"/>
-              <w:left w:val="single" w:color="000000" w:sz="4" w:space="0"/>
-              <w:bottom w:val="single" w:color="000000" w:sz="4" w:space="0"/>
-              <w:right w:val="single" w:color="000000" w:sz="4" w:space="0"/>
-            </w:tcBorders>
-            <w:tcMar>
-              <w:top w:w="0" w:type="dxa"/>
-              <w:left w:w="108" w:type="dxa"/>
-              <w:bottom w:w="0" w:type="dxa"/>
-              <w:right w:w="108" w:type="dxa"/>
-            </w:tcMar>
-          </w:tcPr>
-          <w:p>
-            <w:pPr>
-              <w:spacing w:after="0" w:line="240" w:lineRule="auto"/>
-              <w:rPr>
-                <w:rFonts w:ascii="Times New Roman" w:hAnsi="Times New Roman" w:eastAsia="Times New Roman" w:cs="Times New Roman"/>
-                <w:color w:val="000000"/>
-                <w:sz w:val="24"/>
-                <w:szCs w:val="24"/>
-              </w:rPr>
-            </w:pPr>
-            <w:r>
-              <w:rPr>
-                <w:rFonts w:ascii="Times New Roman" w:hAnsi="Times New Roman" w:eastAsia="Times New Roman" w:cs="Times New Roman"/>
-                <w:color w:val="000000"/>
-                <w:sz w:val="24"/>
-                <w:szCs w:val="24"/>
-              </w:rPr>
-              <w:t>Email :</w:t>
-            </w:r>
-          </w:p>
-        </w:tc>
-        <w:tc>
-          <w:tcPr>
-            <w:tcW w:w="2423" w:type="dxa"/>
-            <w:tcBorders>
-              <w:top w:val="single" w:color="000000" w:sz="4" w:space="0"/>
-              <w:left w:val="single" w:color="000000" w:sz="4" w:space="0"/>
-              <w:bottom w:val="single" w:color="000000" w:sz="4" w:space="0"/>
-              <w:right w:val="single" w:color="000000" w:sz="4" w:space="0"/>
-            </w:tcBorders>
-            <w:tcMar>
-              <w:top w:w="0" w:type="dxa"/>
-              <w:left w:w="108" w:type="dxa"/>
-              <w:bottom w:w="0" w:type="dxa"/>
-              <w:right w:w="108" w:type="dxa"/>
-            </w:tcMar>
-          </w:tcPr>
-          <w:p>
-            <w:pPr>
-              <w:spacing w:after="0" w:line="240" w:lineRule="auto"/>
-              <w:rPr>
-                <w:rFonts w:hint="default" w:ascii="Times New Roman" w:hAnsi="Times New Roman" w:eastAsia="Times New Roman" w:cs="Times New Roman"/>
-                <w:b/>
-                <w:sz w:val="24"/>
-                <w:szCs w:val="24"/>
-                <w:lang w:val="en-IN"/>
-              </w:rPr>
-            </w:pPr>
-            <w:r>
-              <w:rPr>
-                <w:rFonts w:ascii="Times New Roman" w:hAnsi="Times New Roman" w:eastAsia="Times New Roman" w:cs="Times New Roman"/>
-                <w:b/>
-                <w:sz w:val="24"/>
-                <w:szCs w:val="24"/>
-              </w:rPr>
-              <w:t>24cs019@charusat.edu.in</w:t>
-            </w:r>
-            <w:r>
-              <w:rPr>
-                <w:rFonts w:hint="default" w:ascii="Times New Roman" w:hAnsi="Times New Roman" w:eastAsia="Times New Roman" w:cs="Times New Roman"/>
-                <w:b/>
-                <w:sz w:val="24"/>
-                <w:szCs w:val="24"/>
-                <w:lang w:val="en-IN"/>
-              </w:rPr>
-            </w:r>
-          </w:p>
-        </w:tc>
-        <w:tc>
-          <w:tcPr>
-            <w:tcW w:w="1672" w:type="dxa"/>
-            <w:tcBorders>
-              <w:top w:val="single" w:color="000000" w:sz="4" w:space="0"/>
-              <w:left w:val="single" w:color="000000" w:sz="4" w:space="0"/>
-              <w:bottom w:val="single" w:color="000000" w:sz="4" w:space="0"/>
-              <w:right w:val="single" w:color="000000" w:sz="4" w:space="0"/>
-            </w:tcBorders>
-            <w:tcMar>
-              <w:top w:w="0" w:type="dxa"/>
-              <w:left w:w="108" w:type="dxa"/>
-              <w:bottom w:w="0" w:type="dxa"/>
-              <w:right w:w="108" w:type="dxa"/>
-            </w:tcMar>
-          </w:tcPr>
-          <w:p>
-            <w:pPr>
-              <w:spacing w:after="0" w:line="240" w:lineRule="auto"/>
-              <w:rPr>
-                <w:rFonts w:ascii="Times New Roman" w:hAnsi="Times New Roman" w:eastAsia="Times New Roman" w:cs="Times New Roman"/>
-                <w:sz w:val="24"/>
-                <w:szCs w:val="24"/>
-              </w:rPr>
-            </w:pPr>
-            <w:r>
-              <w:rPr>
-                <w:rFonts w:ascii="Times New Roman" w:hAnsi="Times New Roman" w:eastAsia="Times New Roman" w:cs="Times New Roman"/>
-                <w:sz w:val="24"/>
-                <w:szCs w:val="24"/>
-              </w:rPr>
-              <w:t>Semester :</w:t>
-            </w:r>
-          </w:p>
-        </w:tc>
-        <w:tc>
-          <w:tcPr>
-            <w:tcW w:w="3945" w:type="dxa"/>
-            <w:gridSpan w:val="4"/>
-            <w:tcBorders>
-              <w:top w:val="single" w:color="000000" w:sz="4" w:space="0"/>
-              <w:left w:val="single" w:color="000000" w:sz="4" w:space="0"/>
-              <w:bottom w:val="single" w:color="000000" w:sz="4" w:space="0"/>
-              <w:right w:val="single" w:color="000000" w:sz="4" w:space="0"/>
-            </w:tcBorders>
-            <w:tcMar>
-              <w:top w:w="0" w:type="dxa"/>
-              <w:left w:w="108" w:type="dxa"/>
-              <w:bottom w:w="0" w:type="dxa"/>
-              <w:right w:w="108" w:type="dxa"/>
-            </w:tcMar>
-          </w:tcPr>
-          <w:p>
-            <w:pPr>
-              <w:spacing w:after="0" w:line="240" w:lineRule="auto"/>
-              <w:rPr>
-                <w:rFonts w:hint="default" w:ascii="Times New Roman" w:hAnsi="Times New Roman" w:eastAsia="Times New Roman" w:cs="Times New Roman"/>
-                <w:b/>
-                <w:sz w:val="24"/>
-                <w:szCs w:val="24"/>
-                <w:lang w:val="en-IN"/>
-              </w:rPr>
-            </w:pPr>
-            <w:r>
-              <w:rPr>
-                <w:rFonts w:hint="default" w:ascii="Times New Roman" w:hAnsi="Times New Roman" w:eastAsia="Times New Roman" w:cs="Times New Roman"/>
-                <w:b/>
-                <w:sz w:val="24"/>
-                <w:szCs w:val="24"/>
-                <w:lang w:val="en-IN"/>
-              </w:rPr>
-              <w:t>5th</w:t>
-            </w:r>
-          </w:p>
-        </w:tc>
-      </w:tr>
-      <w:tr>
-        <w:tblPrEx>
-          <w:tblBorders>
-            <w:top w:val="single" w:color="000000" w:sz="4" w:space="0"/>
-            <w:left w:val="single" w:color="000000" w:sz="4" w:space="0"/>
-            <w:bottom w:val="single" w:color="000000" w:sz="4" w:space="0"/>
-            <w:right w:val="single" w:color="000000" w:sz="4" w:space="0"/>
-            <w:insideH w:val="single" w:color="000000" w:sz="4" w:space="0"/>
-            <w:insideV w:val="single" w:color="000000" w:sz="4" w:space="0"/>
-          </w:tblBorders>
-          <w:tblCellMar>
-            <w:top w:w="0" w:type="dxa"/>
-            <w:left w:w="115" w:type="dxa"/>
-            <w:bottom w:w="0" w:type="dxa"/>
-            <w:right w:w="115" w:type="dxa"/>
-          </w:tblCellMar>
-        </w:tblPrEx>
-        <w:trPr>
-          <w:trHeight w:val="285" w:hRule="atLeast"/>
-        </w:trPr>
-        <w:tc>
-          <w:tcPr>
-            <w:tcW w:w="1965" w:type="dxa"/>
-            <w:tcBorders>
-              <w:top w:val="single" w:color="000000" w:sz="4" w:space="0"/>
-              <w:left w:val="single" w:color="000000" w:sz="4" w:space="0"/>
-              <w:bottom w:val="single" w:color="000000" w:sz="4" w:space="0"/>
-              <w:right w:val="single" w:color="000000" w:sz="4" w:space="0"/>
-            </w:tcBorders>
-            <w:tcMar>
-              <w:top w:w="0" w:type="dxa"/>
-              <w:left w:w="108" w:type="dxa"/>
-              <w:bottom w:w="0" w:type="dxa"/>
-              <w:right w:w="108" w:type="dxa"/>
-            </w:tcMar>
-          </w:tcPr>
-          <w:p>
-            <w:pPr>
-              <w:spacing w:after="0" w:line="240" w:lineRule="auto"/>
-              <w:rPr>
-                <w:rFonts w:ascii="Times New Roman" w:hAnsi="Times New Roman" w:eastAsia="Times New Roman" w:cs="Times New Roman"/>
-                <w:color w:val="000000"/>
-                <w:sz w:val="24"/>
-                <w:szCs w:val="24"/>
-              </w:rPr>
-            </w:pPr>
-            <w:r>
-              <w:rPr>
-                <w:rFonts w:ascii="Times New Roman" w:hAnsi="Times New Roman" w:eastAsia="Times New Roman" w:cs="Times New Roman"/>
-                <w:color w:val="000000"/>
-                <w:sz w:val="24"/>
-                <w:szCs w:val="24"/>
-              </w:rPr>
-              <w:t>Degree :</w:t>
-            </w:r>
-          </w:p>
-        </w:tc>
-        <w:tc>
-          <w:tcPr>
-            <w:tcW w:w="2423" w:type="dxa"/>
-            <w:tcBorders>
-              <w:top w:val="single" w:color="000000" w:sz="4" w:space="0"/>
-              <w:left w:val="single" w:color="000000" w:sz="4" w:space="0"/>
-              <w:bottom w:val="single" w:color="000000" w:sz="4" w:space="0"/>
-              <w:right w:val="single" w:color="000000" w:sz="4" w:space="0"/>
-            </w:tcBorders>
-            <w:tcMar>
-              <w:top w:w="0" w:type="dxa"/>
-              <w:left w:w="108" w:type="dxa"/>
-              <w:bottom w:w="0" w:type="dxa"/>
-              <w:right w:w="108" w:type="dxa"/>
-            </w:tcMar>
-          </w:tcPr>
-          <w:p>
-            <w:pPr>
-              <w:spacing w:after="0" w:line="240" w:lineRule="auto"/>
-              <w:rPr>
-                <w:rFonts w:hint="default" w:ascii="Times New Roman" w:hAnsi="Times New Roman" w:eastAsia="Times New Roman" w:cs="Times New Roman"/>
-                <w:b/>
-                <w:sz w:val="24"/>
-                <w:szCs w:val="24"/>
-                <w:lang w:val="en-IN"/>
-              </w:rPr>
-            </w:pPr>
-            <w:r>
-              <w:rPr>
-                <w:rFonts w:ascii="Times New Roman" w:hAnsi="Times New Roman" w:eastAsia="Times New Roman" w:cs="Times New Roman"/>
-                <w:b/>
-                <w:sz w:val="24"/>
-                <w:szCs w:val="24"/>
-              </w:rPr>
-              <w:t>B.Tech</w:t>
-            </w:r>
-            <w:r>
-              <w:rPr>
-                <w:rFonts w:hint="default" w:ascii="Times New Roman" w:hAnsi="Times New Roman" w:eastAsia="Times New Roman" w:cs="Times New Roman"/>
-                <w:b/>
-                <w:sz w:val="24"/>
-                <w:szCs w:val="24"/>
-                <w:lang w:val="en-IN"/>
-              </w:rPr>
-            </w:r>
-          </w:p>
-        </w:tc>
-        <w:tc>
-          <w:tcPr>
-            <w:tcW w:w="1672" w:type="dxa"/>
-            <w:tcBorders>
-              <w:top w:val="single" w:color="000000" w:sz="4" w:space="0"/>
-              <w:left w:val="single" w:color="000000" w:sz="4" w:space="0"/>
-              <w:bottom w:val="single" w:color="000000" w:sz="4" w:space="0"/>
-              <w:right w:val="single" w:color="000000" w:sz="4" w:space="0"/>
-            </w:tcBorders>
-            <w:tcMar>
-              <w:top w:w="0" w:type="dxa"/>
-              <w:left w:w="108" w:type="dxa"/>
-              <w:bottom w:w="0" w:type="dxa"/>
-              <w:right w:w="108" w:type="dxa"/>
-            </w:tcMar>
-          </w:tcPr>
-          <w:p>
-            <w:pPr>
-              <w:spacing w:after="0" w:line="240" w:lineRule="auto"/>
-              <w:rPr>
-                <w:rFonts w:ascii="Times New Roman" w:hAnsi="Times New Roman" w:eastAsia="Times New Roman" w:cs="Times New Roman"/>
-                <w:sz w:val="24"/>
-                <w:szCs w:val="24"/>
-              </w:rPr>
-            </w:pPr>
-            <w:r>
-              <w:rPr>
-                <w:rFonts w:ascii="Times New Roman" w:hAnsi="Times New Roman" w:eastAsia="Times New Roman" w:cs="Times New Roman"/>
-                <w:sz w:val="24"/>
-                <w:szCs w:val="24"/>
-              </w:rPr>
-              <w:t>Program :</w:t>
-            </w:r>
-          </w:p>
-        </w:tc>
-        <w:tc>
-          <w:tcPr>
-            <w:tcW w:w="3945" w:type="dxa"/>
-            <w:gridSpan w:val="4"/>
-            <w:tcBorders>
-              <w:top w:val="single" w:color="000000" w:sz="4" w:space="0"/>
-              <w:left w:val="single" w:color="000000" w:sz="4" w:space="0"/>
-              <w:bottom w:val="single" w:color="000000" w:sz="4" w:space="0"/>
-              <w:right w:val="single" w:color="000000" w:sz="4" w:space="0"/>
-            </w:tcBorders>
-            <w:tcMar>
-              <w:top w:w="0" w:type="dxa"/>
-              <w:left w:w="108" w:type="dxa"/>
-              <w:bottom w:w="0" w:type="dxa"/>
-              <w:right w:w="108" w:type="dxa"/>
-            </w:tcMar>
-          </w:tcPr>
-          <w:p>
-            <w:pPr>
-              <w:spacing w:after="0" w:line="240" w:lineRule="auto"/>
-              <w:rPr>
-                <w:rFonts w:hint="default" w:ascii="Times New Roman" w:hAnsi="Times New Roman" w:eastAsia="Times New Roman" w:cs="Times New Roman"/>
-                <w:b/>
-                <w:sz w:val="24"/>
-                <w:szCs w:val="24"/>
-                <w:lang w:val="en-IN"/>
-              </w:rPr>
-            </w:pPr>
-            <w:r>
-              <w:rPr>
-                <w:rFonts w:hint="default" w:ascii="Times New Roman" w:hAnsi="Times New Roman" w:eastAsia="Times New Roman" w:cs="Times New Roman"/>
-                <w:b/>
-                <w:sz w:val="24"/>
-                <w:szCs w:val="24"/>
-                <w:lang w:val="en-IN"/>
-              </w:rPr>
-              <w:t>CSE-CSPIT</w:t>
-            </w:r>
-          </w:p>
-        </w:tc>
-      </w:tr>
       <w:tblGrid>
         <w:gridCol w:w="1965"/>
         <w:gridCol w:w="2423"/>
@@ -585,6 +225,366 @@
                 <w:lang w:val="en-IN"/>
               </w:rPr>
               <w:t>Yug Dholiya</w:t>
+            </w:r>
+          </w:p>
+        </w:tc>
+      </w:tr>
+      <w:tr>
+        <w:tblPrEx>
+          <w:tblBorders>
+            <w:top w:val="single" w:color="000000" w:sz="4" w:space="0"/>
+            <w:left w:val="single" w:color="000000" w:sz="4" w:space="0"/>
+            <w:bottom w:val="single" w:color="000000" w:sz="4" w:space="0"/>
+            <w:right w:val="single" w:color="000000" w:sz="4" w:space="0"/>
+            <w:insideH w:val="single" w:color="000000" w:sz="4" w:space="0"/>
+            <w:insideV w:val="single" w:color="000000" w:sz="4" w:space="0"/>
+          </w:tblBorders>
+          <w:tblCellMar>
+            <w:top w:w="0" w:type="dxa"/>
+            <w:left w:w="115" w:type="dxa"/>
+            <w:bottom w:w="0" w:type="dxa"/>
+            <w:right w:w="115" w:type="dxa"/>
+          </w:tblCellMar>
+        </w:tblPrEx>
+        <w:trPr>
+          <w:trHeight w:val="285" w:hRule="atLeast"/>
+        </w:trPr>
+        <w:tc>
+          <w:tcPr>
+            <w:tcW w:w="1965" w:type="dxa"/>
+            <w:tcBorders>
+              <w:top w:val="single" w:color="000000" w:sz="4" w:space="0"/>
+              <w:left w:val="single" w:color="000000" w:sz="4" w:space="0"/>
+              <w:bottom w:val="single" w:color="000000" w:sz="4" w:space="0"/>
+              <w:right w:val="single" w:color="000000" w:sz="4" w:space="0"/>
+            </w:tcBorders>
+            <w:tcMar>
+              <w:top w:w="0" w:type="dxa"/>
+              <w:left w:w="108" w:type="dxa"/>
+              <w:bottom w:w="0" w:type="dxa"/>
+              <w:right w:w="108" w:type="dxa"/>
+            </w:tcMar>
+          </w:tcPr>
+          <w:p>
+            <w:pPr>
+              <w:spacing w:after="0" w:line="240" w:lineRule="auto"/>
+              <w:rPr>
+                <w:rFonts w:ascii="Times New Roman" w:hAnsi="Times New Roman" w:eastAsia="Times New Roman" w:cs="Times New Roman"/>
+                <w:color w:val="000000"/>
+                <w:sz w:val="24"/>
+                <w:szCs w:val="24"/>
+              </w:rPr>
+            </w:pPr>
+            <w:r>
+              <w:rPr>
+                <w:rFonts w:ascii="Times New Roman" w:hAnsi="Times New Roman" w:eastAsia="Times New Roman" w:cs="Times New Roman"/>
+                <w:color w:val="000000"/>
+                <w:sz w:val="24"/>
+                <w:szCs w:val="24"/>
+              </w:rPr>
+              <w:t>Email :</w:t>
+            </w:r>
+          </w:p>
+        </w:tc>
+        <w:tc>
+          <w:tcPr>
+            <w:tcW w:w="2423" w:type="dxa"/>
+            <w:tcBorders>
+              <w:top w:val="single" w:color="000000" w:sz="4" w:space="0"/>
+              <w:left w:val="single" w:color="000000" w:sz="4" w:space="0"/>
+              <w:bottom w:val="single" w:color="000000" w:sz="4" w:space="0"/>
+              <w:right w:val="single" w:color="000000" w:sz="4" w:space="0"/>
+            </w:tcBorders>
+            <w:tcMar>
+              <w:top w:w="0" w:type="dxa"/>
+              <w:left w:w="108" w:type="dxa"/>
+              <w:bottom w:w="0" w:type="dxa"/>
+              <w:right w:w="108" w:type="dxa"/>
+            </w:tcMar>
+          </w:tcPr>
+          <w:p>
+            <w:pPr>
+              <w:spacing w:after="0" w:line="240" w:lineRule="auto"/>
+              <w:rPr>
+                <w:rFonts w:hint="default" w:ascii="Times New Roman" w:hAnsi="Times New Roman" w:eastAsia="Times New Roman" w:cs="Times New Roman"/>
+                <w:b/>
+                <w:sz w:val="24"/>
+                <w:szCs w:val="24"/>
+                <w:lang w:val="en-IN"/>
+              </w:rPr>
+            </w:pPr>
+            <w:r>
+              <w:rPr>
+                <w:rFonts w:ascii="Times New Roman" w:hAnsi="Times New Roman" w:eastAsia="Times New Roman" w:cs="Times New Roman"/>
+                <w:b/>
+                <w:sz w:val="24"/>
+                <w:szCs w:val="24"/>
+              </w:rPr>
+              <w:t>24cs019@charusat.edu.in</w:t>
+            </w:r>
+            <w:r>
+              <w:rPr>
+                <w:rFonts w:hint="default" w:ascii="Times New Roman" w:hAnsi="Times New Roman" w:eastAsia="Times New Roman" w:cs="Times New Roman"/>
+                <w:b/>
+                <w:sz w:val="24"/>
+                <w:szCs w:val="24"/>
+                <w:lang w:val="en-IN"/>
+              </w:rPr>
+            </w:r>
+          </w:p>
+        </w:tc>
+        <w:tc>
+          <w:tcPr>
+            <w:tcW w:w="1672" w:type="dxa"/>
+            <w:tcBorders>
+              <w:top w:val="single" w:color="000000" w:sz="4" w:space="0"/>
+              <w:left w:val="single" w:color="000000" w:sz="4" w:space="0"/>
+              <w:bottom w:val="single" w:color="000000" w:sz="4" w:space="0"/>
+              <w:right w:val="single" w:color="000000" w:sz="4" w:space="0"/>
+            </w:tcBorders>
+            <w:tcMar>
+              <w:top w:w="0" w:type="dxa"/>
+              <w:left w:w="108" w:type="dxa"/>
+              <w:bottom w:w="0" w:type="dxa"/>
+              <w:right w:w="108" w:type="dxa"/>
+            </w:tcMar>
+          </w:tcPr>
+          <w:p>
+            <w:pPr>
+              <w:spacing w:after="0" w:line="240" w:lineRule="auto"/>
+              <w:rPr>
+                <w:rFonts w:ascii="Times New Roman" w:hAnsi="Times New Roman" w:eastAsia="Times New Roman" w:cs="Times New Roman"/>
+                <w:sz w:val="24"/>
+                <w:szCs w:val="24"/>
+              </w:rPr>
+            </w:pPr>
+            <w:r>
+              <w:rPr>
+                <w:rFonts w:ascii="Times New Roman" w:hAnsi="Times New Roman" w:eastAsia="Times New Roman" w:cs="Times New Roman"/>
+                <w:sz w:val="24"/>
+                <w:szCs w:val="24"/>
+              </w:rPr>
+              <w:t>Semester :</w:t>
+            </w:r>
+          </w:p>
+        </w:tc>
+        <w:tc>
+          <w:tcPr>
+            <w:tcW w:w="3945" w:type="dxa"/>
+            <w:gridSpan w:val="4"/>
+            <w:tcBorders>
+              <w:top w:val="single" w:color="000000" w:sz="4" w:space="0"/>
+              <w:left w:val="single" w:color="000000" w:sz="4" w:space="0"/>
+              <w:bottom w:val="single" w:color="000000" w:sz="4" w:space="0"/>
+              <w:right w:val="single" w:color="000000" w:sz="4" w:space="0"/>
+            </w:tcBorders>
+            <w:tcMar>
+              <w:top w:w="0" w:type="dxa"/>
+              <w:left w:w="108" w:type="dxa"/>
+              <w:bottom w:w="0" w:type="dxa"/>
+              <w:right w:w="108" w:type="dxa"/>
+            </w:tcMar>
+          </w:tcPr>
+          <w:p>
+            <w:pPr>
+              <w:spacing w:after="0" w:line="240" w:lineRule="auto"/>
+              <w:rPr>
+                <w:rFonts w:hint="default" w:ascii="Times New Roman" w:hAnsi="Times New Roman" w:eastAsia="Times New Roman" w:cs="Times New Roman"/>
+                <w:b/>
+                <w:sz w:val="24"/>
+                <w:szCs w:val="24"/>
+                <w:lang w:val="en-IN"/>
+              </w:rPr>
+            </w:pPr>
+            <w:r>
+              <w:rPr>
+                <w:rFonts w:hint="default" w:ascii="Times New Roman" w:hAnsi="Times New Roman" w:eastAsia="Times New Roman" w:cs="Times New Roman"/>
+                <w:b/>
+                <w:sz w:val="24"/>
+                <w:szCs w:val="24"/>
+                <w:lang w:val="en-IN"/>
+              </w:rPr>
+              <w:t>5th</w:t>
+            </w:r>
+          </w:p>
+        </w:tc>
+      </w:tr>
+      <w:tr>
+        <w:tblPrEx>
+          <w:tblBorders>
+            <w:top w:val="single" w:color="000000" w:sz="4" w:space="0"/>
+            <w:left w:val="single" w:color="000000" w:sz="4" w:space="0"/>
+            <w:bottom w:val="single" w:color="000000" w:sz="4" w:space="0"/>
+            <w:right w:val="single" w:color="000000" w:sz="4" w:space="0"/>
+            <w:insideH w:val="single" w:color="000000" w:sz="4" w:space="0"/>
+            <w:insideV w:val="single" w:color="000000" w:sz="4" w:space="0"/>
+          </w:tblBorders>
+          <w:tblCellMar>
+            <w:top w:w="0" w:type="dxa"/>
+            <w:left w:w="115" w:type="dxa"/>
+            <w:bottom w:w="0" w:type="dxa"/>
+            <w:right w:w="115" w:type="dxa"/>
+          </w:tblCellMar>
+        </w:tblPrEx>
+        <w:trPr>
+          <w:trHeight w:val="285" w:hRule="atLeast"/>
+        </w:trPr>
+        <w:tc>
+          <w:tcPr>
+            <w:tcW w:w="1965" w:type="dxa"/>
+            <w:tcBorders>
+              <w:top w:val="single" w:color="000000" w:sz="4" w:space="0"/>
+              <w:left w:val="single" w:color="000000" w:sz="4" w:space="0"/>
+              <w:bottom w:val="single" w:color="000000" w:sz="4" w:space="0"/>
+              <w:right w:val="single" w:color="000000" w:sz="4" w:space="0"/>
+            </w:tcBorders>
+            <w:tcMar>
+              <w:top w:w="0" w:type="dxa"/>
+              <w:left w:w="108" w:type="dxa"/>
+              <w:bottom w:w="0" w:type="dxa"/>
+              <w:right w:w="108" w:type="dxa"/>
+            </w:tcMar>
+          </w:tcPr>
+          <w:p>
+            <w:pPr>
+              <w:spacing w:after="0" w:line="240" w:lineRule="auto"/>
+              <w:rPr>
+                <w:rFonts w:ascii="Times New Roman" w:hAnsi="Times New Roman" w:eastAsia="Times New Roman" w:cs="Times New Roman"/>
+                <w:color w:val="000000"/>
+                <w:sz w:val="24"/>
+                <w:szCs w:val="24"/>
+              </w:rPr>
+            </w:pPr>
+            <w:r>
+              <w:rPr>
+                <w:rFonts w:ascii="Times New Roman" w:hAnsi="Times New Roman" w:eastAsia="Times New Roman" w:cs="Times New Roman"/>
+                <w:color w:val="000000"/>
+                <w:sz w:val="24"/>
+                <w:szCs w:val="24"/>
+              </w:rPr>
+              <w:t>Degree :</w:t>
+            </w:r>
+          </w:p>
+        </w:tc>
+        <w:tc>
+          <w:tcPr>
+            <w:tcW w:w="2423" w:type="dxa"/>
+            <w:tcBorders>
+              <w:top w:val="single" w:color="000000" w:sz="4" w:space="0"/>
+              <w:left w:val="single" w:color="000000" w:sz="4" w:space="0"/>
+              <w:bottom w:val="single" w:color="000000" w:sz="4" w:space="0"/>
+              <w:right w:val="single" w:color="000000" w:sz="4" w:space="0"/>
+            </w:tcBorders>
+            <w:tcMar>
+              <w:top w:w="0" w:type="dxa"/>
+              <w:left w:w="108" w:type="dxa"/>
+              <w:bottom w:w="0" w:type="dxa"/>
+              <w:right w:w="108" w:type="dxa"/>
+            </w:tcMar>
+          </w:tcPr>
+          <w:p>
+            <w:pPr>
+              <w:spacing w:after="0" w:line="240" w:lineRule="auto"/>
+              <w:rPr>
+                <w:rFonts w:hint="default" w:ascii="Times New Roman" w:hAnsi="Times New Roman" w:eastAsia="Times New Roman" w:cs="Times New Roman"/>
+                <w:b/>
+                <w:sz w:val="24"/>
+                <w:szCs w:val="24"/>
+                <w:lang w:val="en-IN"/>
+              </w:rPr>
+            </w:pPr>
+            <w:r>
+              <w:rPr>
+                <w:rFonts w:ascii="Times New Roman" w:hAnsi="Times New Roman" w:eastAsia="Times New Roman" w:cs="Times New Roman"/>
+                <w:b/>
+                <w:sz w:val="24"/>
+                <w:szCs w:val="24"/>
+              </w:rPr>
+              <w:t>B.Tech</w:t>
+            </w:r>
+            <w:r>
+              <w:rPr>
+                <w:rFonts w:hint="default" w:ascii="Times New Roman" w:hAnsi="Times New Roman" w:eastAsia="Times New Roman" w:cs="Times New Roman"/>
+                <w:b/>
+                <w:sz w:val="24"/>
+                <w:szCs w:val="24"/>
+                <w:lang w:val="en-IN"/>
+              </w:rPr>
+            </w:r>
+          </w:p>
+        </w:tc>
+        <w:tc>
+          <w:tcPr>
+            <w:tcW w:w="1672" w:type="dxa"/>
+            <w:tcBorders>
+              <w:top w:val="single" w:color="000000" w:sz="4" w:space="0"/>
+              <w:left w:val="single" w:color="000000" w:sz="4" w:space="0"/>
+              <w:bottom w:val="single" w:color="000000" w:sz="4" w:space="0"/>
+              <w:right w:val="single" w:color="000000" w:sz="4" w:space="0"/>
+            </w:tcBorders>
+            <w:tcMar>
+              <w:top w:w="0" w:type="dxa"/>
+              <w:left w:w="108" w:type="dxa"/>
+              <w:bottom w:w="0" w:type="dxa"/>
+              <w:right w:w="108" w:type="dxa"/>
+            </w:tcMar>
+          </w:tcPr>
+          <w:p>
+            <w:pPr>
+              <w:spacing w:after="0" w:line="240" w:lineRule="auto"/>
+              <w:rPr>
+                <w:rFonts w:ascii="Times New Roman" w:hAnsi="Times New Roman" w:eastAsia="Times New Roman" w:cs="Times New Roman"/>
+                <w:sz w:val="24"/>
+                <w:szCs w:val="24"/>
+              </w:rPr>
+            </w:pPr>
+            <w:r>
+              <w:rPr>
+                <w:rFonts w:ascii="Times New Roman" w:hAnsi="Times New Roman" w:eastAsia="Times New Roman" w:cs="Times New Roman"/>
+                <w:sz w:val="24"/>
+                <w:szCs w:val="24"/>
+              </w:rPr>
+              <w:t>Program :</w:t>
+            </w:r>
+          </w:p>
+        </w:tc>
+        <w:tc>
+          <w:tcPr>
+            <w:tcW w:w="3945" w:type="dxa"/>
+            <w:gridSpan w:val="4"/>
+            <w:tcBorders>
+              <w:top w:val="single" w:color="000000" w:sz="4" w:space="0"/>
+              <w:left w:val="single" w:color="000000" w:sz="4" w:space="0"/>
+              <w:bottom w:val="single" w:color="000000" w:sz="4" w:space="0"/>
+              <w:right w:val="single" w:color="000000" w:sz="4" w:space="0"/>
+            </w:tcBorders>
+            <w:tcMar>
+              <w:top w:w="0" w:type="dxa"/>
+              <w:left w:w="108" w:type="dxa"/>
+              <w:bottom w:w="0" w:type="dxa"/>
+              <w:right w:w="108" w:type="dxa"/>
+            </w:tcMar>
+          </w:tcPr>
+          <w:p>
+            <w:pPr>
+              <w:spacing w:after="0" w:line="240" w:lineRule="auto"/>
+              <w:rPr>
+                <w:rFonts w:hint="default" w:ascii="Times New Roman" w:hAnsi="Times New Roman" w:eastAsia="Times New Roman" w:cs="Times New Roman"/>
+                <w:b/>
+                <w:sz w:val="24"/>
+                <w:szCs w:val="24"/>
+                <w:lang w:val="en-IN"/>
+              </w:rPr>
+            </w:pPr>
+            <w:r>
+              <w:rPr>
+                <w:rFonts w:hint="default" w:ascii="Times New Roman" w:hAnsi="Times New Roman" w:eastAsia="Times New Roman" w:cs="Times New Roman"/>
+                <w:b/>
+                <w:sz w:val="24"/>
+                <w:szCs w:val="24"/>
+                <w:lang w:val="en-IN"/>
+              </w:rPr>
+              <w:t>CSE-CSPIT</w:t>
             </w:r>
           </w:p>
         </w:tc>
@@ -2140,7 +2140,7 @@
                 <w:b/>
                 <w:sz w:val="22"/>
               </w:rPr>
-              <w:t>https://github.com/YugDholiya/AWDF/tree/main/practical-4</w:t>
+              <w:t>https://github.com/YugDholiya/24cs019-awdf-practical4</w:t>
             </w:r>
           </w:p>
         </w:tc>
@@ -2659,7 +2659,7 @@
 </file>
 
 <file path=word/endnotes.xml><?xml version="1.0" encoding="utf-8"?>
-<w:endnotes xmlns:mc="http://schemas.openxmlformats.org/markup-compatibility/2006" xmlns:w="http://schemas.openxmlformats.org/wordprocessingml/2006/main" mc:Ignorable="w14 w15 wp14">
+<w:endnotes xmlns:wpc="http://schemas.microsoft.com/office/word/2010/wordprocessingCanvas" xmlns:mc="http://schemas.openxmlformats.org/markup-compatibility/2006" xmlns:o="urn:schemas-microsoft-com:office:office" xmlns:r="http://schemas.openxmlformats.org/officeDocument/2006/relationships" xmlns:m="http://schemas.openxmlformats.org/officeDocument/2006/math" xmlns:v="urn:schemas-microsoft-com:vml" xmlns:wp14="http://schemas.microsoft.com/office/word/2010/wordprocessingDrawing" xmlns:wp="http://schemas.openxmlformats.org/drawingml/2006/wordprocessingDrawing" xmlns:w="http://schemas.openxmlformats.org/wordprocessingml/2006/main" xmlns:w14="http://schemas.microsoft.com/office/word/2010/wordml" xmlns:w15="http://schemas.microsoft.com/office/word/2012/wordml" xmlns:w10="urn:schemas-microsoft-com:office:word" xmlns:wpg="http://schemas.microsoft.com/office/word/2010/wordprocessingGroup" xmlns:wpi="http://schemas.microsoft.com/office/word/2010/wordprocessingInk" xmlns:wne="http://schemas.microsoft.com/office/word/2006/wordml" xmlns:wps="http://schemas.microsoft.com/office/word/2010/wordprocessingShape" xmlns:wpsCustomData="http://www.wps.cn/officeDocument/2013/wpsCustomData" mc:Ignorable="w14 w15 wp14">
   <w:endnote w:type="separator" w:id="0">
     <w:p>
       <w:pPr>
@@ -2684,7 +2684,7 @@
 </file>
 
 <file path=word/footer1.xml><?xml version="1.0" encoding="utf-8"?>
-<w:ftr xmlns:mc="http://schemas.openxmlformats.org/markup-compatibility/2006" xmlns:w="http://schemas.openxmlformats.org/wordprocessingml/2006/main" xmlns:w14="http://schemas.microsoft.com/office/word/2010/wordml" mc:Ignorable="w14 w15 wp14">
+<w:ftr xmlns:wpc="http://schemas.microsoft.com/office/word/2010/wordprocessingCanvas" xmlns:mc="http://schemas.openxmlformats.org/markup-compatibility/2006" xmlns:o="urn:schemas-microsoft-com:office:office" xmlns:r="http://schemas.openxmlformats.org/officeDocument/2006/relationships" xmlns:m="http://schemas.openxmlformats.org/officeDocument/2006/math" xmlns:v="urn:schemas-microsoft-com:vml" xmlns:wp14="http://schemas.microsoft.com/office/word/2010/wordprocessingDrawing" xmlns:wp="http://schemas.openxmlformats.org/drawingml/2006/wordprocessingDrawing" xmlns:w10="urn:schemas-microsoft-com:office:word" xmlns:w="http://schemas.openxmlformats.org/wordprocessingml/2006/main" xmlns:w14="http://schemas.microsoft.com/office/word/2010/wordml" xmlns:w15="http://schemas.microsoft.com/office/word/2012/wordml" xmlns:wpg="http://schemas.microsoft.com/office/word/2010/wordprocessingGroup" xmlns:wpi="http://schemas.microsoft.com/office/word/2010/wordprocessingInk" xmlns:wne="http://schemas.microsoft.com/office/word/2006/wordml" xmlns:wps="http://schemas.microsoft.com/office/word/2010/wordprocessingShape" xmlns:wpsCustomData="http://www.wps.cn/officeDocument/2013/wpsCustomData" mc:Ignorable="w14 w15 wp14">
   <w:p>
     <w:pPr>
       <w:pBdr>
@@ -2778,7 +2778,7 @@
 </file>
 
 <file path=word/footer2.xml><?xml version="1.0" encoding="utf-8"?>
-<w:ftr xmlns:mc="http://schemas.openxmlformats.org/markup-compatibility/2006" xmlns:w="http://schemas.openxmlformats.org/wordprocessingml/2006/main" xmlns:w14="http://schemas.microsoft.com/office/word/2010/wordml" mc:Ignorable="w14 w15 wp14">
+<w:ftr xmlns:wpc="http://schemas.microsoft.com/office/word/2010/wordprocessingCanvas" xmlns:mc="http://schemas.openxmlformats.org/markup-compatibility/2006" xmlns:o="urn:schemas-microsoft-com:office:office" xmlns:r="http://schemas.openxmlformats.org/officeDocument/2006/relationships" xmlns:m="http://schemas.openxmlformats.org/officeDocument/2006/math" xmlns:v="urn:schemas-microsoft-com:vml" xmlns:wp14="http://schemas.microsoft.com/office/word/2010/wordprocessingDrawing" xmlns:wp="http://schemas.openxmlformats.org/drawingml/2006/wordprocessingDrawing" xmlns:w10="urn:schemas-microsoft-com:office:word" xmlns:w="http://schemas.openxmlformats.org/wordprocessingml/2006/main" xmlns:w14="http://schemas.microsoft.com/office/word/2010/wordml" xmlns:w15="http://schemas.microsoft.com/office/word/2012/wordml" xmlns:wpg="http://schemas.microsoft.com/office/word/2010/wordprocessingGroup" xmlns:wpi="http://schemas.microsoft.com/office/word/2010/wordprocessingInk" xmlns:wne="http://schemas.microsoft.com/office/word/2006/wordml" xmlns:wps="http://schemas.microsoft.com/office/word/2010/wordprocessingShape" xmlns:wpsCustomData="http://www.wps.cn/officeDocument/2013/wpsCustomData" mc:Ignorable="w14 w15 wp14">
   <w:p>
     <w:pPr>
       <w:pBdr>
@@ -2802,7 +2802,7 @@
 </file>
 
 <file path=word/footer3.xml><?xml version="1.0" encoding="utf-8"?>
-<w:ftr xmlns:mc="http://schemas.openxmlformats.org/markup-compatibility/2006" xmlns:w="http://schemas.openxmlformats.org/wordprocessingml/2006/main" xmlns:w14="http://schemas.microsoft.com/office/word/2010/wordml" mc:Ignorable="w14 w15 wp14">
+<w:ftr xmlns:wpc="http://schemas.microsoft.com/office/word/2010/wordprocessingCanvas" xmlns:mc="http://schemas.openxmlformats.org/markup-compatibility/2006" xmlns:o="urn:schemas-microsoft-com:office:office" xmlns:r="http://schemas.openxmlformats.org/officeDocument/2006/relationships" xmlns:m="http://schemas.openxmlformats.org/officeDocument/2006/math" xmlns:v="urn:schemas-microsoft-com:vml" xmlns:wp14="http://schemas.microsoft.com/office/word/2010/wordprocessingDrawing" xmlns:wp="http://schemas.openxmlformats.org/drawingml/2006/wordprocessingDrawing" xmlns:w10="urn:schemas-microsoft-com:office:word" xmlns:w="http://schemas.openxmlformats.org/wordprocessingml/2006/main" xmlns:w14="http://schemas.microsoft.com/office/word/2010/wordml" xmlns:w15="http://schemas.microsoft.com/office/word/2012/wordml" xmlns:wpg="http://schemas.microsoft.com/office/word/2010/wordprocessingGroup" xmlns:wpi="http://schemas.microsoft.com/office/word/2010/wordprocessingInk" xmlns:wne="http://schemas.microsoft.com/office/word/2006/wordml" xmlns:wps="http://schemas.microsoft.com/office/word/2010/wordprocessingShape" xmlns:wpsCustomData="http://www.wps.cn/officeDocument/2013/wpsCustomData" mc:Ignorable="w14 w15 wp14">
   <w:p>
     <w:pPr>
       <w:pBdr>
@@ -2826,7 +2826,7 @@
 </file>
 
 <file path=word/footnotes.xml><?xml version="1.0" encoding="utf-8"?>
-<w:footnotes xmlns:mc="http://schemas.openxmlformats.org/markup-compatibility/2006" xmlns:w="http://schemas.openxmlformats.org/wordprocessingml/2006/main" mc:Ignorable="w14 w15 wp14">
+<w:footnotes xmlns:wpc="http://schemas.microsoft.com/office/word/2010/wordprocessingCanvas" xmlns:mc="http://schemas.openxmlformats.org/markup-compatibility/2006" xmlns:o="urn:schemas-microsoft-com:office:office" xmlns:r="http://schemas.openxmlformats.org/officeDocument/2006/relationships" xmlns:m="http://schemas.openxmlformats.org/officeDocument/2006/math" xmlns:v="urn:schemas-microsoft-com:vml" xmlns:wp14="http://schemas.microsoft.com/office/word/2010/wordprocessingDrawing" xmlns:wp="http://schemas.openxmlformats.org/drawingml/2006/wordprocessingDrawing" xmlns:w="http://schemas.openxmlformats.org/wordprocessingml/2006/main" xmlns:w14="http://schemas.microsoft.com/office/word/2010/wordml" xmlns:w15="http://schemas.microsoft.com/office/word/2012/wordml" xmlns:w10="urn:schemas-microsoft-com:office:word" xmlns:wpg="http://schemas.microsoft.com/office/word/2010/wordprocessingGroup" xmlns:wpi="http://schemas.microsoft.com/office/word/2010/wordprocessingInk" xmlns:wne="http://schemas.microsoft.com/office/word/2006/wordml" xmlns:wps="http://schemas.microsoft.com/office/word/2010/wordprocessingShape" xmlns:wpsCustomData="http://www.wps.cn/officeDocument/2013/wpsCustomData" mc:Ignorable="w14 w15 wp14">
   <w:footnote w:type="separator" w:id="0">
     <w:p>
       <w:pPr>
@@ -2851,7 +2851,7 @@
 </file>
 
 <file path=word/header1.xml><?xml version="1.0" encoding="utf-8"?>
-<w:hdr xmlns:mc="http://schemas.openxmlformats.org/markup-compatibility/2006" xmlns:w="http://schemas.openxmlformats.org/wordprocessingml/2006/main" xmlns:w14="http://schemas.microsoft.com/office/word/2010/wordml" mc:Ignorable="w14 w15 wp14">
+<w:hdr xmlns:wpc="http://schemas.microsoft.com/office/word/2010/wordprocessingCanvas" xmlns:mc="http://schemas.openxmlformats.org/markup-compatibility/2006" xmlns:o="urn:schemas-microsoft-com:office:office" xmlns:r="http://schemas.openxmlformats.org/officeDocument/2006/relationships" xmlns:m="http://schemas.openxmlformats.org/officeDocument/2006/math" xmlns:v="urn:schemas-microsoft-com:vml" xmlns:wp14="http://schemas.microsoft.com/office/word/2010/wordprocessingDrawing" xmlns:wp="http://schemas.openxmlformats.org/drawingml/2006/wordprocessingDrawing" xmlns:w10="urn:schemas-microsoft-com:office:word" xmlns:w="http://schemas.openxmlformats.org/wordprocessingml/2006/main" xmlns:w14="http://schemas.microsoft.com/office/word/2010/wordml" xmlns:w15="http://schemas.microsoft.com/office/word/2012/wordml" xmlns:wpg="http://schemas.microsoft.com/office/word/2010/wordprocessingGroup" xmlns:wpi="http://schemas.microsoft.com/office/word/2010/wordprocessingInk" xmlns:wne="http://schemas.microsoft.com/office/word/2006/wordml" xmlns:wps="http://schemas.microsoft.com/office/word/2010/wordprocessingShape" xmlns:wpsCustomData="http://www.wps.cn/officeDocument/2013/wpsCustomData" mc:Ignorable="w14 w15 wp14">
   <w:p>
     <w:pPr>
       <w:pBdr>
@@ -2941,7 +2941,7 @@
 </file>
 
 <file path=word/header2.xml><?xml version="1.0" encoding="utf-8"?>
-<w:hdr xmlns:mc="http://schemas.openxmlformats.org/markup-compatibility/2006" xmlns:w="http://schemas.openxmlformats.org/wordprocessingml/2006/main" xmlns:w14="http://schemas.microsoft.com/office/word/2010/wordml" mc:Ignorable="w14 w15 wp14">
+<w:hdr xmlns:wpc="http://schemas.microsoft.com/office/word/2010/wordprocessingCanvas" xmlns:mc="http://schemas.openxmlformats.org/markup-compatibility/2006" xmlns:o="urn:schemas-microsoft-com:office:office" xmlns:r="http://schemas.openxmlformats.org/officeDocument/2006/relationships" xmlns:m="http://schemas.openxmlformats.org/officeDocument/2006/math" xmlns:v="urn:schemas-microsoft-com:vml" xmlns:wp14="http://schemas.microsoft.com/office/word/2010/wordprocessingDrawing" xmlns:wp="http://schemas.openxmlformats.org/drawingml/2006/wordprocessingDrawing" xmlns:w10="urn:schemas-microsoft-com:office:word" xmlns:w="http://schemas.openxmlformats.org/wordprocessingml/2006/main" xmlns:w14="http://schemas.microsoft.com/office/word/2010/wordml" xmlns:w15="http://schemas.microsoft.com/office/word/2012/wordml" xmlns:wpg="http://schemas.microsoft.com/office/word/2010/wordprocessingGroup" xmlns:wpi="http://schemas.microsoft.com/office/word/2010/wordprocessingInk" xmlns:wne="http://schemas.microsoft.com/office/word/2006/wordml" xmlns:wps="http://schemas.microsoft.com/office/word/2010/wordprocessingShape" xmlns:wpsCustomData="http://www.wps.cn/officeDocument/2013/wpsCustomData" mc:Ignorable="w14 w15 wp14">
   <w:p>
     <w:pPr>
       <w:pBdr>
@@ -2965,7 +2965,7 @@
 </file>
 
 <file path=word/header3.xml><?xml version="1.0" encoding="utf-8"?>
-<w:hdr xmlns:mc="http://schemas.openxmlformats.org/markup-compatibility/2006" xmlns:w="http://schemas.openxmlformats.org/wordprocessingml/2006/main" xmlns:w14="http://schemas.microsoft.com/office/word/2010/wordml" mc:Ignorable="w14 w15 wp14">
+<w:hdr xmlns:wpc="http://schemas.microsoft.com/office/word/2010/wordprocessingCanvas" xmlns:mc="http://schemas.openxmlformats.org/markup-compatibility/2006" xmlns:o="urn:schemas-microsoft-com:office:office" xmlns:r="http://schemas.openxmlformats.org/officeDocument/2006/relationships" xmlns:m="http://schemas.openxmlformats.org/officeDocument/2006/math" xmlns:v="urn:schemas-microsoft-com:vml" xmlns:wp14="http://schemas.microsoft.com/office/word/2010/wordprocessingDrawing" xmlns:wp="http://schemas.openxmlformats.org/drawingml/2006/wordprocessingDrawing" xmlns:w10="urn:schemas-microsoft-com:office:word" xmlns:w="http://schemas.openxmlformats.org/wordprocessingml/2006/main" xmlns:w14="http://schemas.microsoft.com/office/word/2010/wordml" xmlns:w15="http://schemas.microsoft.com/office/word/2012/wordml" xmlns:wpg="http://schemas.microsoft.com/office/word/2010/wordprocessingGroup" xmlns:wpi="http://schemas.microsoft.com/office/word/2010/wordprocessingInk" xmlns:wne="http://schemas.microsoft.com/office/word/2006/wordml" xmlns:wps="http://schemas.microsoft.com/office/word/2010/wordprocessingShape" xmlns:wpsCustomData="http://www.wps.cn/officeDocument/2013/wpsCustomData" mc:Ignorable="w14 w15 wp14">
   <w:p>
     <w:pPr>
       <w:pBdr>
@@ -2989,7 +2989,7 @@
 </file>
 
 <file path=word/styles.xml><?xml version="1.0" encoding="utf-8"?>
-<w:styles xmlns:mc="http://schemas.openxmlformats.org/markup-compatibility/2006" xmlns:w="http://schemas.openxmlformats.org/wordprocessingml/2006/main" xmlns:w14="http://schemas.microsoft.com/office/word/2010/wordml" mc:Ignorable="w14">
+<w:styles xmlns:mc="http://schemas.openxmlformats.org/markup-compatibility/2006" xmlns:o="urn:schemas-microsoft-com:office:office" xmlns:r="http://schemas.openxmlformats.org/officeDocument/2006/relationships" xmlns:m="http://schemas.openxmlformats.org/officeDocument/2006/math" xmlns:v="urn:schemas-microsoft-com:vml" xmlns:w="http://schemas.openxmlformats.org/wordprocessingml/2006/main" xmlns:w14="http://schemas.microsoft.com/office/word/2010/wordml" xmlns:w10="urn:schemas-microsoft-com:office:word" xmlns:sl="http://schemas.openxmlformats.org/schemaLibrary/2006/main" xmlns:wpsCustomData="http://www.wps.cn/officeDocument/2013/wpsCustomData" mc:Ignorable="w14">
   <w:docDefaults>
     <w:rPrDefault>
       <w:rPr>
@@ -3909,63 +3909,63 @@
 </file>
 
 <file path=customXml/item1.xml><?xml version="1.0" encoding="utf-8"?>
-<p:properties xmlns:p="http://schemas.microsoft.com/office/2006/metadata/properties">
+<p:properties xmlns:p="http://schemas.microsoft.com/office/2006/metadata/properties" xmlns:xsi="http://www.w3.org/2001/XMLSchema-instance" xmlns:pc="http://schemas.microsoft.com/office/infopath/2007/PartnerControls">
   <documentManagement/>
 </p:properties>
 </file>
 
 <file path=customXml/item2.xml><?xml version="1.0" encoding="utf-8"?>
-<go:gDocsCustomXmlDataStorage xmlns:go="http://customooxmlschemas.google.com/">
-  <go:docsCustomData roundtripDataSignature="AMtx7mhUAgasSE2oHfmy5iqmtC3affXiiA==">AMUW2mU7Ao1DIvL8uZpgtHKTeJ/cio14OSOQ/ZznNszu92txLTe57Yptg6Og/ZdXMHzzW2a0T2a9jyVwrLzJlazXOq5bG0swdX8vNOAumUC8C9w1xuWOFwdscWSeT4WO92JCXlGcJTW5</go:docsCustomData>
+<go:gDocsCustomXmlDataStorage xmlns:go="http://customooxmlschemas.google.com/" xmlns:r="http://schemas.openxmlformats.org/officeDocument/2006/relationships">
+  <go:docsCustomData xmlns:go="http://customooxmlschemas.google.com/" roundtripDataSignature="AMtx7mhUAgasSE2oHfmy5iqmtC3affXiiA==">AMUW2mU7Ao1DIvL8uZpgtHKTeJ/cio14OSOQ/ZznNszu92txLTe57Yptg6Og/ZdXMHzzW2a0T2a9jyVwrLzJlazXOq5bG0swdX8vNOAumUC8C9w1xuWOFwdscWSeT4WO92JCXlGcJTW5</go:docsCustomData>
 </go:gDocsCustomXmlDataStorage>
 </file>
 
 <file path=customXml/item3.xml><?xml version="1.0" encoding="utf-8"?>
-<ct:contentTypeSchema xmlns:ct="http://schemas.microsoft.com/office/2006/metadata/contentType" xmlns:ma="http://schemas.microsoft.com/office/2006/metadata/properties/metaAttributes" xmlns:xs="http://www.w3.org/2001/XMLSchema" ct:_="" ma:_="" ma:contentTypeName="Document" ma:contentTypeID="0x010100B7627595832415499CF7CB08729C3DDC" ma:contentTypeVersion="0" ma:contentTypeDescription="Create a new document." ma:contentTypeScope="" ma:versionID="691fabae353c3b22e69db9c91c2d1e62">
-  <xs:schema targetNamespace="http://schemas.microsoft.com/office/2006/metadata/properties" ma:root="true" ma:fieldsID="4b795196365d0a2ba85bf44c386000f7">
-    <xs:element name="properties">
-      <xs:complexType>
-        <xs:sequence>
-          <xs:element name="documentManagement">
-            <xs:complexType>
-              <xs:all/>
-            </xs:complexType>
-          </xs:element>
-        </xs:sequence>
-      </xs:complexType>
-    </xs:element>
-  </xs:schema>
-  <xs:schema targetNamespace="http://schemas.openxmlformats.org/package/2006/metadata/core-properties" elementFormDefault="qualified" attributeFormDefault="unqualified" blockDefault="#all">
-    <xs:import namespace="http://purl.org/dc/elements/1.1/" schemaLocation="http://dublincore.org/schemas/xmls/qdc/2003/04/02/dc.xsd"/>
-    <xs:import namespace="http://purl.org/dc/terms/" schemaLocation="http://dublincore.org/schemas/xmls/qdc/2003/04/02/dcterms.xsd"/>
-    <xs:element name="coreProperties" type="CT_coreProperties"/>
-    <xs:complexType name="CT_coreProperties">
-      <xs:all>
-        <xs:element ref="dc:creator" minOccurs="0" maxOccurs="1"/>
-        <xs:element ref="dcterms:created" minOccurs="0" maxOccurs="1"/>
-        <xs:element ref="dc:identifier" minOccurs="0" maxOccurs="1"/>
-        <xs:element name="contentType" minOccurs="0" maxOccurs="1" type="xsd:string" ma:index="0" ma:displayName="Content Type"/>
-        <xs:element ref="dc:title" minOccurs="0" maxOccurs="1" ma:index="4" ma:displayName="Title"/>
-        <xs:element ref="dc:subject" minOccurs="0" maxOccurs="1"/>
-        <xs:element ref="dc:description" minOccurs="0" maxOccurs="1"/>
-        <xs:element name="keywords" minOccurs="0" maxOccurs="1" type="xsd:string"/>
-        <xs:element ref="dc:language" minOccurs="0" maxOccurs="1"/>
-        <xs:element name="category" minOccurs="0" maxOccurs="1" type="xsd:string"/>
-        <xs:element name="version" minOccurs="0" maxOccurs="1" type="xsd:string"/>
-        <xs:element name="revision" minOccurs="0" maxOccurs="1" type="xsd:string">
-          <xs:annotation>
-            <xs:documentation>
+<ct:contentTypeSchema xmlns:ct="http://schemas.microsoft.com/office/2006/metadata/contentType" xmlns:ma="http://schemas.microsoft.com/office/2006/metadata/properties/metaAttributes" ct:_="" ma:_="" ma:contentTypeName="Document" ma:contentTypeID="0x010100B7627595832415499CF7CB08729C3DDC" ma:contentTypeVersion="0" ma:contentTypeDescription="Create a new document." ma:contentTypeScope="" ma:versionID="691fabae353c3b22e69db9c91c2d1e62">
+  <xsd:schema xmlns:xsd="http://www.w3.org/2001/XMLSchema" xmlns:xs="http://www.w3.org/2001/XMLSchema" xmlns:p="http://schemas.microsoft.com/office/2006/metadata/properties" targetNamespace="http://schemas.microsoft.com/office/2006/metadata/properties" ma:root="true" ma:fieldsID="4b795196365d0a2ba85bf44c386000f7">
+    <xsd:element name="properties">
+      <xsd:complexType>
+        <xsd:sequence>
+          <xsd:element name="documentManagement">
+            <xsd:complexType>
+              <xsd:all/>
+            </xsd:complexType>
+          </xsd:element>
+        </xsd:sequence>
+      </xsd:complexType>
+    </xsd:element>
+  </xsd:schema>
+  <xsd:schema xmlns="http://schemas.openxmlformats.org/package/2006/metadata/core-properties" xmlns:xsd="http://www.w3.org/2001/XMLSchema" xmlns:xsi="http://www.w3.org/2001/XMLSchema-instance" xmlns:dc="http://purl.org/dc/elements/1.1/" xmlns:dcterms="http://purl.org/dc/terms/" xmlns:odoc="http://schemas.microsoft.com/internal/obd" targetNamespace="http://schemas.openxmlformats.org/package/2006/metadata/core-properties" elementFormDefault="qualified" attributeFormDefault="unqualified" blockDefault="#all">
+    <xsd:import namespace="http://purl.org/dc/elements/1.1/" schemaLocation="http://dublincore.org/schemas/xmls/qdc/2003/04/02/dc.xsd"/>
+    <xsd:import namespace="http://purl.org/dc/terms/" schemaLocation="http://dublincore.org/schemas/xmls/qdc/2003/04/02/dcterms.xsd"/>
+    <xsd:element name="coreProperties" type="CT_coreProperties"/>
+    <xsd:complexType name="CT_coreProperties">
+      <xsd:all>
+        <xsd:element ref="dc:creator" minOccurs="0" maxOccurs="1"/>
+        <xsd:element ref="dcterms:created" minOccurs="0" maxOccurs="1"/>
+        <xsd:element ref="dc:identifier" minOccurs="0" maxOccurs="1"/>
+        <xsd:element name="contentType" minOccurs="0" maxOccurs="1" type="xsd:string" ma:index="0" ma:displayName="Content Type"/>
+        <xsd:element ref="dc:title" minOccurs="0" maxOccurs="1" ma:index="4" ma:displayName="Title"/>
+        <xsd:element ref="dc:subject" minOccurs="0" maxOccurs="1"/>
+        <xsd:element ref="dc:description" minOccurs="0" maxOccurs="1"/>
+        <xsd:element name="keywords" minOccurs="0" maxOccurs="1" type="xsd:string"/>
+        <xsd:element ref="dc:language" minOccurs="0" maxOccurs="1"/>
+        <xsd:element name="category" minOccurs="0" maxOccurs="1" type="xsd:string"/>
+        <xsd:element name="version" minOccurs="0" maxOccurs="1" type="xsd:string"/>
+        <xsd:element name="revision" minOccurs="0" maxOccurs="1" type="xsd:string">
+          <xsd:annotation>
+            <xsd:documentation>
                         This value indicates the number of saves or revisions. The application is responsible for updating this value after each revision.
-                    </xs:documentation>
-          </xs:annotation>
-        </xs:element>
-        <xs:element name="lastModifiedBy" minOccurs="0" maxOccurs="1" type="xsd:string"/>
-        <xs:element ref="dcterms:modified" minOccurs="0" maxOccurs="1"/>
-        <xs:element name="contentStatus" minOccurs="0" maxOccurs="1" type="xsd:string"/>
-      </xs:all>
-    </xs:complexType>
-  </xs:schema>
-  <xs:schema targetNamespace="http://schemas.microsoft.com/office/infopath/2007/PartnerControls" elementFormDefault="qualified" attributeFormDefault="unqualified">
+                    </xsd:documentation>
+          </xsd:annotation>
+        </xsd:element>
+        <xsd:element name="lastModifiedBy" minOccurs="0" maxOccurs="1" type="xsd:string"/>
+        <xsd:element ref="dcterms:modified" minOccurs="0" maxOccurs="1"/>
+        <xsd:element name="contentStatus" minOccurs="0" maxOccurs="1" type="xsd:string"/>
+      </xsd:all>
+    </xsd:complexType>
+  </xsd:schema>
+  <xs:schema xmlns:pc="http://schemas.microsoft.com/office/infopath/2007/PartnerControls" xmlns:xs="http://www.w3.org/2001/XMLSchema" targetNamespace="http://schemas.microsoft.com/office/infopath/2007/PartnerControls" elementFormDefault="qualified" attributeFormDefault="unqualified">
     <xs:element name="Person">
       <xs:complexType>
         <xs:sequence>
@@ -4035,6 +4035,7 @@
 </file>
 
 <file path=customXml/item4.xml><?xml version="1.0" encoding="utf-8"?>
+<?mso-contentType ?>
 <FormTemplates xmlns="http://schemas.microsoft.com/sharepoint/v3/contenttype/forms">
   <Display>DocumentLibraryForm</Display>
   <Edit>DocumentLibraryForm</Edit>
